--- a/Coding II/Unit 6 - APIs & External Libraries/Daily Lesson Plans/Word/Unit 6 Assessment.docx
+++ b/Coding II/Unit 6 - APIs & External Libraries/Daily Lesson Plans/Word/Unit 6 Assessment.docx
@@ -4,53 +4,781 @@
   <w:body>
     <w:p>
       <w:pPr>
-        <w:spacing w:after="100"/>
-      </w:pPr>
-      <w:r>
-        <w:rPr>
-          <w:b/>
-          <w:bCs/>
-        </w:rPr>
-        <w:t xml:space="preserve">Review Questions:</w:t>
-      </w:r>
-      <w:r>
-        <w:t xml:space="preserve">
-1. Q1
-2. Q2
-3. Q3
-4. Q4
-5. Q5
-6. Q6
-7. Q7
-8. Q8
-9. Q9
-10. Q10
-</w:t>
-      </w:r>
-      <w:r>
-        <w:rPr>
-          <w:b/>
-          <w:bCs/>
-        </w:rPr>
-        <w:t xml:space="preserve">Answers:</w:t>
-      </w:r>
-      <w:r>
-        <w:t xml:space="preserve">
-1. A1
-2. A2
-3. A3
-4. A4
-5. A5
-6. A6
-7. A7
-8. A8
-9. A9
-10. A10</w:t>
+        <w:pStyle w:val="Heading1"/>
+        <w:spacing w:after="400"/>
+        <w:jc w:val="center"/>
+      </w:pPr>
+      <w:r>
+        <w:t xml:space="preserve">Unit 6 Assessment: APIs &amp; External Libraries</w:t>
+      </w:r>
+    </w:p>
+    <w:p>
+      <w:pPr>
+        <w:spacing w:after="400"/>
+      </w:pPr>
+      <w:r>
+        <w:t xml:space="preserve">Name: ________________________     Date: ____________     Score: ____/100</w:t>
+      </w:r>
+    </w:p>
+    <w:p>
+      <w:pPr>
+        <w:spacing w:after="400"/>
+      </w:pPr>
+      <w:r>
+        <w:t xml:space="preserve">Directions: Answer all questions. Show your work for short answer and coding questions.</w:t>
+      </w:r>
+    </w:p>
+    <w:p>
+      <w:pPr>
+        <w:pStyle w:val="Heading2"/>
+        <w:spacing w:after="200"/>
+      </w:pPr>
+      <w:r>
+        <w:t xml:space="preserve">Multiple Choice (1 point each)</w:t>
+      </w:r>
+    </w:p>
+    <w:p>
+      <w:pPr>
+        <w:spacing w:after="100"/>
+      </w:pPr>
+      <w:r>
+        <w:t xml:space="preserve">1. Question about Unit 6 concept 1</w:t>
+      </w:r>
+    </w:p>
+    <w:p>
+      <w:pPr>
+        <w:pStyle w:val="List Bullet"/>
+        <w:spacing w:after="50"/>
+      </w:pPr>
+      <w:r>
+        <w:t xml:space="preserve">A) Option 1</w:t>
+      </w:r>
+    </w:p>
+    <w:p>
+      <w:pPr>
+        <w:pStyle w:val="List Bullet"/>
+        <w:spacing w:after="50"/>
+      </w:pPr>
+      <w:r>
+        <w:t xml:space="preserve">B) Option 2</w:t>
+      </w:r>
+    </w:p>
+    <w:p>
+      <w:pPr>
+        <w:pStyle w:val="List Bullet"/>
+        <w:spacing w:after="50"/>
+      </w:pPr>
+      <w:r>
+        <w:t xml:space="preserve">C) Option 3</w:t>
+      </w:r>
+    </w:p>
+    <w:p>
+      <w:pPr>
+        <w:pStyle w:val="List Bullet"/>
+        <w:spacing w:after="200"/>
+      </w:pPr>
+      <w:r>
+        <w:t xml:space="preserve">D) Option 4</w:t>
+      </w:r>
+    </w:p>
+    <w:p>
+      <w:pPr>
+        <w:spacing w:after="100"/>
+      </w:pPr>
+      <w:r>
+        <w:t xml:space="preserve">2. Question about Unit 6 concept 2</w:t>
+      </w:r>
+    </w:p>
+    <w:p>
+      <w:pPr>
+        <w:pStyle w:val="List Bullet"/>
+        <w:spacing w:after="50"/>
+      </w:pPr>
+      <w:r>
+        <w:t xml:space="preserve">A) Option 1</w:t>
+      </w:r>
+    </w:p>
+    <w:p>
+      <w:pPr>
+        <w:pStyle w:val="List Bullet"/>
+        <w:spacing w:after="50"/>
+      </w:pPr>
+      <w:r>
+        <w:t xml:space="preserve">B) Option 2</w:t>
+      </w:r>
+    </w:p>
+    <w:p>
+      <w:pPr>
+        <w:pStyle w:val="List Bullet"/>
+        <w:spacing w:after="50"/>
+      </w:pPr>
+      <w:r>
+        <w:t xml:space="preserve">C) Option 3</w:t>
+      </w:r>
+    </w:p>
+    <w:p>
+      <w:pPr>
+        <w:pStyle w:val="List Bullet"/>
+        <w:spacing w:after="200"/>
+      </w:pPr>
+      <w:r>
+        <w:t xml:space="preserve">D) Option 4</w:t>
+      </w:r>
+    </w:p>
+    <w:p>
+      <w:pPr>
+        <w:spacing w:after="100"/>
+      </w:pPr>
+      <w:r>
+        <w:t xml:space="preserve">3. Question about Unit 6 concept 3</w:t>
+      </w:r>
+    </w:p>
+    <w:p>
+      <w:pPr>
+        <w:pStyle w:val="List Bullet"/>
+        <w:spacing w:after="50"/>
+      </w:pPr>
+      <w:r>
+        <w:t xml:space="preserve">A) Option 1</w:t>
+      </w:r>
+    </w:p>
+    <w:p>
+      <w:pPr>
+        <w:pStyle w:val="List Bullet"/>
+        <w:spacing w:after="50"/>
+      </w:pPr>
+      <w:r>
+        <w:t xml:space="preserve">B) Option 2</w:t>
+      </w:r>
+    </w:p>
+    <w:p>
+      <w:pPr>
+        <w:pStyle w:val="List Bullet"/>
+        <w:spacing w:after="50"/>
+      </w:pPr>
+      <w:r>
+        <w:t xml:space="preserve">C) Option 3</w:t>
+      </w:r>
+    </w:p>
+    <w:p>
+      <w:pPr>
+        <w:pStyle w:val="List Bullet"/>
+        <w:spacing w:after="200"/>
+      </w:pPr>
+      <w:r>
+        <w:t xml:space="preserve">D) Option 4</w:t>
+      </w:r>
+    </w:p>
+    <w:p>
+      <w:pPr>
+        <w:spacing w:after="100"/>
+      </w:pPr>
+      <w:r>
+        <w:t xml:space="preserve">4. Question about Unit 6 concept 4</w:t>
+      </w:r>
+    </w:p>
+    <w:p>
+      <w:pPr>
+        <w:pStyle w:val="List Bullet"/>
+        <w:spacing w:after="50"/>
+      </w:pPr>
+      <w:r>
+        <w:t xml:space="preserve">A) Option 1</w:t>
+      </w:r>
+    </w:p>
+    <w:p>
+      <w:pPr>
+        <w:pStyle w:val="List Bullet"/>
+        <w:spacing w:after="50"/>
+      </w:pPr>
+      <w:r>
+        <w:t xml:space="preserve">B) Option 2</w:t>
+      </w:r>
+    </w:p>
+    <w:p>
+      <w:pPr>
+        <w:pStyle w:val="List Bullet"/>
+        <w:spacing w:after="50"/>
+      </w:pPr>
+      <w:r>
+        <w:t xml:space="preserve">C) Option 3</w:t>
+      </w:r>
+    </w:p>
+    <w:p>
+      <w:pPr>
+        <w:pStyle w:val="List Bullet"/>
+        <w:spacing w:after="200"/>
+      </w:pPr>
+      <w:r>
+        <w:t xml:space="preserve">D) Option 4</w:t>
+      </w:r>
+    </w:p>
+    <w:p>
+      <w:pPr>
+        <w:spacing w:after="100"/>
+      </w:pPr>
+      <w:r>
+        <w:t xml:space="preserve">5. Question about Unit 6 concept 5</w:t>
+      </w:r>
+    </w:p>
+    <w:p>
+      <w:pPr>
+        <w:pStyle w:val="List Bullet"/>
+        <w:spacing w:after="50"/>
+      </w:pPr>
+      <w:r>
+        <w:t xml:space="preserve">A) Option 1</w:t>
+      </w:r>
+    </w:p>
+    <w:p>
+      <w:pPr>
+        <w:pStyle w:val="List Bullet"/>
+        <w:spacing w:after="50"/>
+      </w:pPr>
+      <w:r>
+        <w:t xml:space="preserve">B) Option 2</w:t>
+      </w:r>
+    </w:p>
+    <w:p>
+      <w:pPr>
+        <w:pStyle w:val="List Bullet"/>
+        <w:spacing w:after="50"/>
+      </w:pPr>
+      <w:r>
+        <w:t xml:space="preserve">C) Option 3</w:t>
+      </w:r>
+    </w:p>
+    <w:p>
+      <w:pPr>
+        <w:pStyle w:val="List Bullet"/>
+        <w:spacing w:after="200"/>
+      </w:pPr>
+      <w:r>
+        <w:t xml:space="preserve">D) Option 4</w:t>
+      </w:r>
+    </w:p>
+    <w:p>
+      <w:pPr>
+        <w:spacing w:after="100"/>
+      </w:pPr>
+      <w:r>
+        <w:t xml:space="preserve">6. Question about Unit 6 concept 6</w:t>
+      </w:r>
+    </w:p>
+    <w:p>
+      <w:pPr>
+        <w:pStyle w:val="List Bullet"/>
+        <w:spacing w:after="50"/>
+      </w:pPr>
+      <w:r>
+        <w:t xml:space="preserve">A) Option 1</w:t>
+      </w:r>
+    </w:p>
+    <w:p>
+      <w:pPr>
+        <w:pStyle w:val="List Bullet"/>
+        <w:spacing w:after="50"/>
+      </w:pPr>
+      <w:r>
+        <w:t xml:space="preserve">B) Option 2</w:t>
+      </w:r>
+    </w:p>
+    <w:p>
+      <w:pPr>
+        <w:pStyle w:val="List Bullet"/>
+        <w:spacing w:after="50"/>
+      </w:pPr>
+      <w:r>
+        <w:t xml:space="preserve">C) Option 3</w:t>
+      </w:r>
+    </w:p>
+    <w:p>
+      <w:pPr>
+        <w:pStyle w:val="List Bullet"/>
+        <w:spacing w:after="200"/>
+      </w:pPr>
+      <w:r>
+        <w:t xml:space="preserve">D) Option 4</w:t>
+      </w:r>
+    </w:p>
+    <w:p>
+      <w:pPr>
+        <w:spacing w:after="100"/>
+      </w:pPr>
+      <w:r>
+        <w:t xml:space="preserve">7. Question about Unit 6 concept 7</w:t>
+      </w:r>
+    </w:p>
+    <w:p>
+      <w:pPr>
+        <w:pStyle w:val="List Bullet"/>
+        <w:spacing w:after="50"/>
+      </w:pPr>
+      <w:r>
+        <w:t xml:space="preserve">A) Option 1</w:t>
+      </w:r>
+    </w:p>
+    <w:p>
+      <w:pPr>
+        <w:pStyle w:val="List Bullet"/>
+        <w:spacing w:after="50"/>
+      </w:pPr>
+      <w:r>
+        <w:t xml:space="preserve">B) Option 2</w:t>
+      </w:r>
+    </w:p>
+    <w:p>
+      <w:pPr>
+        <w:pStyle w:val="List Bullet"/>
+        <w:spacing w:after="50"/>
+      </w:pPr>
+      <w:r>
+        <w:t xml:space="preserve">C) Option 3</w:t>
+      </w:r>
+    </w:p>
+    <w:p>
+      <w:pPr>
+        <w:pStyle w:val="List Bullet"/>
+        <w:spacing w:after="200"/>
+      </w:pPr>
+      <w:r>
+        <w:t xml:space="preserve">D) Option 4</w:t>
+      </w:r>
+    </w:p>
+    <w:p>
+      <w:pPr>
+        <w:spacing w:after="100"/>
+      </w:pPr>
+      <w:r>
+        <w:t xml:space="preserve">8. Question about Unit 6 concept 8</w:t>
+      </w:r>
+    </w:p>
+    <w:p>
+      <w:pPr>
+        <w:pStyle w:val="List Bullet"/>
+        <w:spacing w:after="50"/>
+      </w:pPr>
+      <w:r>
+        <w:t xml:space="preserve">A) Option 1</w:t>
+      </w:r>
+    </w:p>
+    <w:p>
+      <w:pPr>
+        <w:pStyle w:val="List Bullet"/>
+        <w:spacing w:after="50"/>
+      </w:pPr>
+      <w:r>
+        <w:t xml:space="preserve">B) Option 2</w:t>
+      </w:r>
+    </w:p>
+    <w:p>
+      <w:pPr>
+        <w:pStyle w:val="List Bullet"/>
+        <w:spacing w:after="50"/>
+      </w:pPr>
+      <w:r>
+        <w:t xml:space="preserve">C) Option 3</w:t>
+      </w:r>
+    </w:p>
+    <w:p>
+      <w:pPr>
+        <w:pStyle w:val="List Bullet"/>
+        <w:spacing w:after="200"/>
+      </w:pPr>
+      <w:r>
+        <w:t xml:space="preserve">D) Option 4</w:t>
+      </w:r>
+    </w:p>
+    <w:p>
+      <w:pPr>
+        <w:pStyle w:val="Heading2"/>
+        <w:spacing w:after="200"/>
+      </w:pPr>
+      <w:r>
+        <w:t xml:space="preserve">True/False (1 point each)</w:t>
+      </w:r>
+    </w:p>
+    <w:p>
+      <w:pPr>
+        <w:spacing w:after="150"/>
+      </w:pPr>
+      <w:r>
+        <w:t xml:space="preserve">9. Statement about Unit 6 concept 1       True / False</w:t>
+      </w:r>
+    </w:p>
+    <w:p>
+      <w:pPr>
+        <w:spacing w:after="150"/>
+      </w:pPr>
+      <w:r>
+        <w:t xml:space="preserve">10. Statement about Unit 6 concept 2       True / False</w:t>
+      </w:r>
+    </w:p>
+    <w:p>
+      <w:pPr>
+        <w:spacing w:after="150"/>
+      </w:pPr>
+      <w:r>
+        <w:t xml:space="preserve">11. Statement about Unit 6 concept 3       True / False</w:t>
+      </w:r>
+    </w:p>
+    <w:p>
+      <w:pPr>
+        <w:spacing w:after="150"/>
+      </w:pPr>
+      <w:r>
+        <w:t xml:space="preserve">12. Statement about Unit 6 concept 4       True / False</w:t>
+      </w:r>
+    </w:p>
+    <w:p>
+      <w:pPr>
+        <w:pStyle w:val="Heading2"/>
+        <w:spacing w:after="200"/>
+      </w:pPr>
+      <w:r>
+        <w:t xml:space="preserve">Predict the Output (2 points each)</w:t>
+      </w:r>
+    </w:p>
+    <w:p>
+      <w:pPr>
+        <w:spacing w:after="100"/>
+      </w:pPr>
+      <w:r>
+        <w:t xml:space="preserve">13. What is the output of this code?</w:t>
+      </w:r>
+    </w:p>
+    <w:p>
+      <w:pPr>
+        <w:spacing w:after="150"/>
+      </w:pPr>
+      <w:r>
+        <w:t xml:space="preserve"># Code example here</w:t>
+      </w:r>
+    </w:p>
+    <w:p>
+      <w:pPr>
+        <w:spacing w:after="200"/>
+      </w:pPr>
+      <w:r>
+        <w:t xml:space="preserve">Output: ____________________________</w:t>
+      </w:r>
+    </w:p>
+    <w:p>
+      <w:pPr>
+        <w:spacing w:after="100"/>
+      </w:pPr>
+      <w:r>
+        <w:t xml:space="preserve">14. What is the output of this code?</w:t>
+      </w:r>
+    </w:p>
+    <w:p>
+      <w:pPr>
+        <w:spacing w:after="150"/>
+      </w:pPr>
+      <w:r>
+        <w:t xml:space="preserve"># Code example here</w:t>
+      </w:r>
+    </w:p>
+    <w:p>
+      <w:pPr>
+        <w:spacing w:after="200"/>
+      </w:pPr>
+      <w:r>
+        <w:t xml:space="preserve">Output: ____________________________</w:t>
+      </w:r>
+    </w:p>
+    <w:p>
+      <w:pPr>
+        <w:spacing w:after="100"/>
+      </w:pPr>
+      <w:r>
+        <w:t xml:space="preserve">15. What is the output of this code?</w:t>
+      </w:r>
+    </w:p>
+    <w:p>
+      <w:pPr>
+        <w:spacing w:after="150"/>
+      </w:pPr>
+      <w:r>
+        <w:t xml:space="preserve"># Code example here</w:t>
+      </w:r>
+    </w:p>
+    <w:p>
+      <w:pPr>
+        <w:spacing w:after="200"/>
+      </w:pPr>
+      <w:r>
+        <w:t xml:space="preserve">Output: ____________________________</w:t>
+      </w:r>
+    </w:p>
+    <w:p>
+      <w:pPr>
+        <w:spacing w:after="100"/>
+      </w:pPr>
+      <w:r>
+        <w:t xml:space="preserve">16. What is the output of this code?</w:t>
+      </w:r>
+    </w:p>
+    <w:p>
+      <w:pPr>
+        <w:spacing w:after="150"/>
+      </w:pPr>
+      <w:r>
+        <w:t xml:space="preserve"># Code example here</w:t>
+      </w:r>
+    </w:p>
+    <w:p>
+      <w:pPr>
+        <w:spacing w:after="200"/>
+      </w:pPr>
+      <w:r>
+        <w:t xml:space="preserve">Output: ____________________________</w:t>
+      </w:r>
+    </w:p>
+    <w:p>
+      <w:pPr>
+        <w:pStyle w:val="Heading2"/>
+        <w:spacing w:after="200"/>
+      </w:pPr>
+      <w:r>
+        <w:t xml:space="preserve">Write the Code (3 points each)</w:t>
+      </w:r>
+    </w:p>
+    <w:p>
+      <w:pPr>
+        <w:spacing w:after="100"/>
+      </w:pPr>
+      <w:r>
+        <w:t xml:space="preserve">17. Write code to accomplish this task related to Unit 6.</w:t>
+      </w:r>
+    </w:p>
+    <w:p>
+      <w:pPr>
+        <w:spacing w:after="50"/>
+      </w:pPr>
+      <w:r>
+        <w:t xml:space="preserve">______________________________________________</w:t>
+      </w:r>
+    </w:p>
+    <w:p>
+      <w:pPr>
+        <w:spacing w:after="200"/>
+      </w:pPr>
+      <w:r>
+        <w:t xml:space="preserve">______________________________________________</w:t>
+      </w:r>
+    </w:p>
+    <w:p>
+      <w:pPr>
+        <w:spacing w:after="100"/>
+      </w:pPr>
+      <w:r>
+        <w:t xml:space="preserve">18. Write code to accomplish this task related to Unit 6.</w:t>
+      </w:r>
+    </w:p>
+    <w:p>
+      <w:pPr>
+        <w:spacing w:after="50"/>
+      </w:pPr>
+      <w:r>
+        <w:t xml:space="preserve">______________________________________________</w:t>
+      </w:r>
+    </w:p>
+    <w:p>
+      <w:pPr>
+        <w:spacing w:after="200"/>
+      </w:pPr>
+      <w:r>
+        <w:t xml:space="preserve">______________________________________________</w:t>
+      </w:r>
+    </w:p>
+    <w:p>
+      <w:pPr>
+        <w:spacing w:after="100"/>
+      </w:pPr>
+      <w:r>
+        <w:t xml:space="preserve">19. Write code to accomplish this task related to Unit 6.</w:t>
+      </w:r>
+    </w:p>
+    <w:p>
+      <w:pPr>
+        <w:spacing w:after="50"/>
+      </w:pPr>
+      <w:r>
+        <w:t xml:space="preserve">______________________________________________</w:t>
+      </w:r>
+    </w:p>
+    <w:p>
+      <w:pPr>
+        <w:spacing w:after="200"/>
+      </w:pPr>
+      <w:r>
+        <w:t xml:space="preserve">______________________________________________</w:t>
+      </w:r>
+    </w:p>
+    <w:p>
+      <w:pPr>
+        <w:spacing w:after="100"/>
+      </w:pPr>
+      <w:r>
+        <w:t xml:space="preserve">20. Write code to accomplish this task related to Unit 6.</w:t>
+      </w:r>
+    </w:p>
+    <w:p>
+      <w:pPr>
+        <w:spacing w:after="50"/>
+      </w:pPr>
+      <w:r>
+        <w:t xml:space="preserve">______________________________________________</w:t>
+      </w:r>
+    </w:p>
+    <w:p>
+      <w:pPr>
+        <w:spacing w:after="200"/>
+      </w:pPr>
+      <w:r>
+        <w:t xml:space="preserve">______________________________________________</w:t>
+      </w:r>
+    </w:p>
+    <w:p>
+      <w:pPr>
+        <w:pStyle w:val="Heading2"/>
+        <w:spacing w:after="200"/>
+      </w:pPr>
+      <w:r>
+        <w:t xml:space="preserve">Identify the Error (2 points each)</w:t>
+      </w:r>
+    </w:p>
+    <w:p>
+      <w:pPr>
+        <w:spacing w:after="100"/>
+      </w:pPr>
+      <w:r>
+        <w:t xml:space="preserve">21. Find and explain the error in this code:</w:t>
+      </w:r>
+    </w:p>
+    <w:p>
+      <w:pPr>
+        <w:spacing w:after="100"/>
+      </w:pPr>
+      <w:r>
+        <w:t xml:space="preserve"># Buggy code example</w:t>
+      </w:r>
+    </w:p>
+    <w:p>
+      <w:pPr>
+        <w:spacing w:after="200"/>
+      </w:pPr>
+      <w:r>
+        <w:t xml:space="preserve">Error: ____________________________</w:t>
+      </w:r>
+    </w:p>
+    <w:p>
+      <w:pPr>
+        <w:spacing w:after="100"/>
+      </w:pPr>
+      <w:r>
+        <w:t xml:space="preserve">22. Find and explain the error in this code:</w:t>
+      </w:r>
+    </w:p>
+    <w:p>
+      <w:pPr>
+        <w:spacing w:after="100"/>
+      </w:pPr>
+      <w:r>
+        <w:t xml:space="preserve"># Buggy code example</w:t>
+      </w:r>
+    </w:p>
+    <w:p>
+      <w:pPr>
+        <w:spacing w:after="200"/>
+      </w:pPr>
+      <w:r>
+        <w:t xml:space="preserve">Error: ____________________________</w:t>
+      </w:r>
+    </w:p>
+    <w:p>
+      <w:pPr>
+        <w:pStyle w:val="Heading2"/>
+        <w:spacing w:after="200"/>
+      </w:pPr>
+      <w:r>
+        <w:t xml:space="preserve">Short Answer (3 points each)</w:t>
+      </w:r>
+    </w:p>
+    <w:p>
+      <w:pPr>
+        <w:spacing w:after="100"/>
+      </w:pPr>
+      <w:r>
+        <w:t xml:space="preserve">23. Explain a concept or solve a problem from Unit 6.</w:t>
+      </w:r>
+    </w:p>
+    <w:p>
+      <w:pPr>
+        <w:spacing w:after="50"/>
+      </w:pPr>
+      <w:r>
+        <w:t xml:space="preserve">______________________________________________</w:t>
+      </w:r>
+    </w:p>
+    <w:p>
+      <w:pPr>
+        <w:spacing w:after="200"/>
+      </w:pPr>
+      <w:r>
+        <w:t xml:space="preserve">______________________________________________</w:t>
+      </w:r>
+    </w:p>
+    <w:p>
+      <w:pPr>
+        <w:spacing w:after="100"/>
+      </w:pPr>
+      <w:r>
+        <w:t xml:space="preserve">24. Explain a concept or solve a problem from Unit 6.</w:t>
+      </w:r>
+    </w:p>
+    <w:p>
+      <w:pPr>
+        <w:spacing w:after="50"/>
+      </w:pPr>
+      <w:r>
+        <w:t xml:space="preserve">______________________________________________</w:t>
+      </w:r>
+    </w:p>
+    <w:p>
+      <w:pPr>
+        <w:spacing w:after="200"/>
+      </w:pPr>
+      <w:r>
+        <w:t xml:space="preserve">______________________________________________</w:t>
+      </w:r>
+    </w:p>
+    <w:p>
+      <w:pPr>
+        <w:spacing w:after="100"/>
+      </w:pPr>
+      <w:r>
+        <w:t xml:space="preserve">25. Explain a concept or solve a problem from Unit 6.</w:t>
+      </w:r>
+    </w:p>
+    <w:p>
+      <w:pPr>
+        <w:spacing w:after="50"/>
+      </w:pPr>
+      <w:r>
+        <w:t xml:space="preserve">______________________________________________</w:t>
+      </w:r>
+    </w:p>
+    <w:p>
+      <w:pPr>
+        <w:spacing w:after="200"/>
+      </w:pPr>
+      <w:r>
+        <w:t xml:space="preserve">______________________________________________</w:t>
       </w:r>
     </w:p>
     <w:sectPr>
-      <w:headerReference w:type="default" r:id="rId7"/>
-      <w:footerReference w:type="default" r:id="rId8"/>
       <w:pgSz w:w="11906" w:h="16838" w:orient="portrait"/>
       <w:pgMar w:top="1440" w:right="1440" w:bottom="1440" w:left="1440" w:header="708" w:footer="708" w:gutter="0"/>
       <w:pgNumType/>
@@ -101,19 +829,6 @@
 </w:endnotes>
 </file>
 
-<file path=word/footer1.xml><?xml version="1.0" encoding="utf-8"?>
-<w:ftr xmlns:wpc="http://schemas.microsoft.com/office/word/2010/wordprocessingCanvas" xmlns:mc="http://schemas.openxmlformats.org/markup-compatibility/2006" xmlns:o="urn:schemas-microsoft-com:office:office" xmlns:r="http://schemas.openxmlformats.org/officeDocument/2006/relationships" xmlns:m="http://schemas.openxmlformats.org/officeDocument/2006/math" xmlns:v="urn:schemas-microsoft-com:vml" xmlns:wp14="http://schemas.microsoft.com/office/word/2010/wordprocessingDrawing" xmlns:wp="http://schemas.openxmlformats.org/drawingml/2006/wordprocessingDrawing" xmlns:w10="urn:schemas-microsoft-com:office:word" xmlns:w="http://schemas.openxmlformats.org/wordprocessingml/2006/main" xmlns:w14="http://schemas.microsoft.com/office/word/2010/wordml" xmlns:w15="http://schemas.microsoft.com/office/word/2012/wordml" xmlns:wpg="http://schemas.microsoft.com/office/word/2010/wordprocessingGroup" xmlns:wpi="http://schemas.microsoft.com/office/word/2010/wordprocessingInk" xmlns:wne="http://schemas.microsoft.com/office/word/2006/wordml" xmlns:wps="http://schemas.microsoft.com/office/word/2010/wordprocessingShape">
-  <w:p>
-    <w:pPr>
-      <w:jc w:val="center"/>
-    </w:pPr>
-    <w:r>
-      <w:t xml:space="preserve">Page </w:t>
-    </w:r>
-  </w:p>
-</w:ftr>
-</file>
-
 <file path=word/footnotes.xml><?xml version="1.0" encoding="utf-8"?>
 <w:footnotes xmlns:wpc="http://schemas.microsoft.com/office/word/2010/wordprocessingCanvas" xmlns:mc="http://schemas.openxmlformats.org/markup-compatibility/2006" xmlns:o="urn:schemas-microsoft-com:office:office" xmlns:r="http://schemas.openxmlformats.org/officeDocument/2006/relationships" xmlns:m="http://schemas.openxmlformats.org/officeDocument/2006/math" xmlns:v="urn:schemas-microsoft-com:vml" xmlns:wp14="http://schemas.microsoft.com/office/word/2010/wordprocessingDrawing" xmlns:wp="http://schemas.openxmlformats.org/drawingml/2006/wordprocessingDrawing" xmlns:w10="urn:schemas-microsoft-com:office:word" xmlns:w="http://schemas.openxmlformats.org/wordprocessingml/2006/main" xmlns:w14="http://schemas.microsoft.com/office/word/2010/wordml" xmlns:w15="http://schemas.microsoft.com/office/word/2012/wordml" xmlns:wpg="http://schemas.microsoft.com/office/word/2010/wordprocessingGroup" xmlns:wpi="http://schemas.microsoft.com/office/word/2010/wordprocessingInk" xmlns:wne="http://schemas.microsoft.com/office/word/2006/wordml" xmlns:wps="http://schemas.microsoft.com/office/word/2010/wordprocessingShape" mc:Ignorable="w14 w15 wp14">
   <w:footnote w:type="separator" w:id="-1">
@@ -149,22 +864,6 @@
     </w:p>
   </w:footnote>
 </w:footnotes>
-</file>
-
-<file path=word/header1.xml><?xml version="1.0" encoding="utf-8"?>
-<w:hdr xmlns:wpc="http://schemas.microsoft.com/office/word/2010/wordprocessingCanvas" xmlns:mc="http://schemas.openxmlformats.org/markup-compatibility/2006" xmlns:o="urn:schemas-microsoft-com:office:office" xmlns:r="http://schemas.openxmlformats.org/officeDocument/2006/relationships" xmlns:m="http://schemas.openxmlformats.org/officeDocument/2006/math" xmlns:v="urn:schemas-microsoft-com:vml" xmlns:wp14="http://schemas.microsoft.com/office/word/2010/wordprocessingDrawing" xmlns:wp="http://schemas.openxmlformats.org/drawingml/2006/wordprocessingDrawing" xmlns:w10="urn:schemas-microsoft-com:office:word" xmlns:w="http://schemas.openxmlformats.org/wordprocessingml/2006/main" xmlns:w14="http://schemas.microsoft.com/office/word/2010/wordml" xmlns:w15="http://schemas.microsoft.com/office/word/2012/wordml" xmlns:wpg="http://schemas.microsoft.com/office/word/2010/wordprocessingGroup" xmlns:wpi="http://schemas.microsoft.com/office/word/2010/wordprocessingInk" xmlns:wne="http://schemas.microsoft.com/office/word/2006/wordml" xmlns:wps="http://schemas.microsoft.com/office/word/2010/wordprocessingShape" xmlns:cx="http://schemas.microsoft.com/office/drawing/2014/chartex" xmlns:cx1="http://schemas.microsoft.com/office/drawing/2015/9/8/chartex" xmlns:cx2="http://schemas.microsoft.com/office/drawing/2015/10/21/chartex" xmlns:cx3="http://schemas.microsoft.com/office/drawing/2016/5/9/chartex" xmlns:cx4="http://schemas.microsoft.com/office/drawing/2016/5/10/chartex" xmlns:cx5="http://schemas.microsoft.com/office/drawing/2016/5/11/chartex" xmlns:cx6="http://schemas.microsoft.com/office/drawing/2016/5/12/chartex" xmlns:cx7="http://schemas.microsoft.com/office/drawing/2016/5/13/chartex" xmlns:cx8="http://schemas.microsoft.com/office/drawing/2016/5/14/chartex" xmlns:w16cid="http://schemas.microsoft.com/office/word/2016/wordml/cid" xmlns:w16se="http://schemas.microsoft.com/office/word/2015/wordml/symex">
-  <w:p>
-    <w:pPr>
-      <w:pBdr>
-        <w:bottom w:val="single" w:color="000000" w:sz="6" w:space="1"/>
-      </w:pBdr>
-      <w:spacing w:after="100"/>
-    </w:pPr>
-    <w:r>
-      <w:t xml:space="preserve">Coding II | Unit 6 Assessment: APIs &amp; External Libraries</w:t>
-    </w:r>
-  </w:p>
-</w:hdr>
 </file>
 
 <file path=word/numbering.xml><?xml version="1.0" encoding="utf-8"?>
